--- a/Results/Table3.docx
+++ b/Results/Table3.docx
@@ -9175,6 +9175,896 @@
       </w:tr>
       <w:tr>
         <w:trPr>
+          <w:trHeight w:val="400" w:hRule="auto"/>
+        </w:trPr>
+        <w:tc>
+          <w:tcPr>
+            <w:tcBorders>
+              <w:bottom w:val="none" w:sz="0" w:space="0" w:color="000000"/>
+              <w:top w:val="none" w:sz="0" w:space="0" w:color="000000"/>
+              <w:left w:val="none" w:sz="0" w:space="0" w:color="000000"/>
+              <w:right w:val="none" w:sz="0" w:space="0" w:color="000000"/>
+            </w:tcBorders>
+            <w:shd w:val="clear" w:color="auto" w:fill="FFFFFF"/>
+            <w:tcMar>
+              <w:top w:w="0" w:type="dxa"/>
+              <w:bottom w:w="0" w:type="dxa"/>
+              <w:left w:w="0" w:type="dxa"/>
+              <w:right w:w="0" w:type="dxa"/>
+            </w:tcMar>
+            <w:vAlign w:val="center"/>
+          </w:tcPr>
+          <w:p>
+            <w:pPr>
+              <w:pStyle w:val="Normal"/>
+              <w:jc w:val="left"/>
+              <w:pBdr>
+                <w:bottom w:val="none" w:sz="0" w:space="0" w:color="000000"/>
+                <w:top w:val="none" w:sz="0" w:space="0" w:color="000000"/>
+                <w:left w:val="none" w:sz="0" w:space="0" w:color="000000"/>
+                <w:right w:val="none" w:sz="0" w:space="0" w:color="000000"/>
+              </w:pBdr>
+              <w:spacing w:after="20" w:before="20" w:line="240"/>
+              <w:ind w:left="240" w:right="100" w:firstLine="0" w:firstLineChars="0"/>
+              <w:rPr>
+                <w:rFonts w:ascii="Times New Roman" w:hAnsi="Times New Roman" w:eastAsia="Times New Roman" w:cs="Times New Roman"/>
+                <w:i w:val="false"/>
+                <w:b w:val="false"/>
+                <w:u w:val="none"/>
+                <w:strike w:val="false"/>
+                <w:sz w:val="18"/>
+                <w:szCs w:val="18"/>
+                <w:color w:val="000000"/>
+              </w:rPr>
+            </w:pPr>
+            <w:r>
+              <w:rPr>
+                <w:rFonts w:ascii="Times New Roman" w:hAnsi="Times New Roman" w:eastAsia="Times New Roman" w:cs="Times New Roman"/>
+                <w:i w:val="false"/>
+                <w:b w:val="false"/>
+                <w:u w:val="none"/>
+                <w:strike w:val="false"/>
+                <w:sz w:val="18"/>
+                <w:szCs w:val="18"/>
+                <w:color w:val="000000"/>
+              </w:rPr>
+              <w:t xml:space="preserve">Poverty line + LightGBM among non-poor</w:t>
+            </w:r>
+          </w:p>
+        </w:tc>
+        <w:tc>
+          <w:tcPr>
+            <w:tcBorders>
+              <w:bottom w:val="none" w:sz="0" w:space="0" w:color="000000"/>
+              <w:top w:val="none" w:sz="0" w:space="0" w:color="000000"/>
+              <w:left w:val="none" w:sz="0" w:space="0" w:color="000000"/>
+              <w:right w:val="none" w:sz="0" w:space="0" w:color="000000"/>
+            </w:tcBorders>
+            <w:shd w:val="clear" w:color="auto" w:fill="FFFFFF"/>
+            <w:tcMar>
+              <w:top w:w="0" w:type="dxa"/>
+              <w:bottom w:w="0" w:type="dxa"/>
+              <w:left w:w="0" w:type="dxa"/>
+              <w:right w:w="0" w:type="dxa"/>
+            </w:tcMar>
+            <w:vAlign w:val="center"/>
+          </w:tcPr>
+          <w:p>
+            <w:pPr>
+              <w:pStyle w:val="Normal"/>
+              <w:jc w:val="left"/>
+              <w:pBdr>
+                <w:bottom w:val="none" w:sz="0" w:space="0" w:color="000000"/>
+                <w:top w:val="none" w:sz="0" w:space="0" w:color="000000"/>
+                <w:left w:val="none" w:sz="0" w:space="0" w:color="000000"/>
+                <w:right w:val="none" w:sz="0" w:space="0" w:color="000000"/>
+              </w:pBdr>
+              <w:spacing w:after="20" w:before="20" w:line="240"/>
+              <w:ind w:left="100" w:right="100" w:firstLine="0" w:firstLineChars="0"/>
+              <w:rPr>
+                <w:rFonts w:ascii="Times New Roman" w:hAnsi="Times New Roman" w:eastAsia="Times New Roman" w:cs="Times New Roman"/>
+                <w:i w:val="false"/>
+                <w:b w:val="false"/>
+                <w:u w:val="none"/>
+                <w:strike w:val="false"/>
+                <w:sz w:val="18"/>
+                <w:szCs w:val="18"/>
+                <w:color w:val="000000"/>
+              </w:rPr>
+            </w:pPr>
+            <w:r>
+              <w:rPr>
+                <w:rFonts w:ascii="Times New Roman" w:hAnsi="Times New Roman" w:eastAsia="Times New Roman" w:cs="Times New Roman"/>
+                <w:i w:val="false"/>
+                <w:b w:val="false"/>
+                <w:u w:val="none"/>
+                <w:strike w:val="false"/>
+                <w:sz w:val="18"/>
+                <w:szCs w:val="18"/>
+                <w:color w:val="000000"/>
+              </w:rPr>
+              <w:t xml:space="preserve">–</w:t>
+            </w:r>
+          </w:p>
+        </w:tc>
+        <w:tc>
+          <w:tcPr>
+            <w:tcBorders>
+              <w:bottom w:val="none" w:sz="0" w:space="0" w:color="000000"/>
+              <w:top w:val="none" w:sz="0" w:space="0" w:color="000000"/>
+              <w:left w:val="none" w:sz="0" w:space="0" w:color="000000"/>
+              <w:right w:val="none" w:sz="0" w:space="0" w:color="000000"/>
+            </w:tcBorders>
+            <w:shd w:val="clear" w:color="auto" w:fill="FFFFFF"/>
+            <w:tcMar>
+              <w:top w:w="0" w:type="dxa"/>
+              <w:bottom w:w="0" w:type="dxa"/>
+              <w:left w:w="0" w:type="dxa"/>
+              <w:right w:w="0" w:type="dxa"/>
+            </w:tcMar>
+            <w:vAlign w:val="center"/>
+          </w:tcPr>
+          <w:p>
+            <w:pPr>
+              <w:pStyle w:val="Normal"/>
+              <w:jc w:val="left"/>
+              <w:pBdr>
+                <w:bottom w:val="none" w:sz="0" w:space="0" w:color="000000"/>
+                <w:top w:val="none" w:sz="0" w:space="0" w:color="000000"/>
+                <w:left w:val="none" w:sz="0" w:space="0" w:color="000000"/>
+                <w:right w:val="none" w:sz="0" w:space="0" w:color="000000"/>
+              </w:pBdr>
+              <w:spacing w:after="20" w:before="20" w:line="240"/>
+              <w:ind w:left="100" w:right="100" w:firstLine="0" w:firstLineChars="0"/>
+              <w:rPr>
+                <w:rFonts w:ascii="Times New Roman" w:hAnsi="Times New Roman" w:eastAsia="Times New Roman" w:cs="Times New Roman"/>
+                <w:i w:val="false"/>
+                <w:b w:val="false"/>
+                <w:u w:val="none"/>
+                <w:strike w:val="false"/>
+                <w:sz w:val="18"/>
+                <w:szCs w:val="18"/>
+                <w:color w:val="000000"/>
+              </w:rPr>
+            </w:pPr>
+            <w:r>
+              <w:rPr>
+                <w:rFonts w:ascii="Times New Roman" w:hAnsi="Times New Roman" w:eastAsia="Times New Roman" w:cs="Times New Roman"/>
+                <w:i w:val="false"/>
+                <w:b w:val="false"/>
+                <w:u w:val="none"/>
+                <w:strike w:val="false"/>
+                <w:sz w:val="18"/>
+                <w:szCs w:val="18"/>
+                <w:color w:val="000000"/>
+              </w:rPr>
+              <w:t xml:space="preserve">–</w:t>
+            </w:r>
+          </w:p>
+        </w:tc>
+        <w:tc>
+          <w:tcPr>
+            <w:tcBorders>
+              <w:bottom w:val="none" w:sz="0" w:space="0" w:color="000000"/>
+              <w:top w:val="none" w:sz="0" w:space="0" w:color="000000"/>
+              <w:left w:val="none" w:sz="0" w:space="0" w:color="000000"/>
+              <w:right w:val="none" w:sz="0" w:space="0" w:color="000000"/>
+            </w:tcBorders>
+            <w:shd w:val="clear" w:color="auto" w:fill="FFFFFF"/>
+            <w:tcMar>
+              <w:top w:w="0" w:type="dxa"/>
+              <w:bottom w:w="0" w:type="dxa"/>
+              <w:left w:w="0" w:type="dxa"/>
+              <w:right w:w="0" w:type="dxa"/>
+            </w:tcMar>
+            <w:vAlign w:val="center"/>
+          </w:tcPr>
+          <w:p>
+            <w:pPr>
+              <w:pStyle w:val="Normal"/>
+              <w:jc w:val="left"/>
+              <w:pBdr>
+                <w:bottom w:val="none" w:sz="0" w:space="0" w:color="000000"/>
+                <w:top w:val="none" w:sz="0" w:space="0" w:color="000000"/>
+                <w:left w:val="none" w:sz="0" w:space="0" w:color="000000"/>
+                <w:right w:val="none" w:sz="0" w:space="0" w:color="000000"/>
+              </w:pBdr>
+              <w:spacing w:after="20" w:before="20" w:line="240"/>
+              <w:ind w:left="100" w:right="100" w:firstLine="0" w:firstLineChars="0"/>
+              <w:rPr>
+                <w:rFonts w:ascii="Times New Roman" w:hAnsi="Times New Roman" w:eastAsia="Times New Roman" w:cs="Times New Roman"/>
+                <w:i w:val="false"/>
+                <w:b w:val="false"/>
+                <w:u w:val="none"/>
+                <w:strike w:val="false"/>
+                <w:sz w:val="18"/>
+                <w:szCs w:val="18"/>
+                <w:color w:val="000000"/>
+              </w:rPr>
+            </w:pPr>
+            <w:r>
+              <w:rPr>
+                <w:rFonts w:ascii="Times New Roman" w:hAnsi="Times New Roman" w:eastAsia="Times New Roman" w:cs="Times New Roman"/>
+                <w:i w:val="false"/>
+                <w:b w:val="false"/>
+                <w:u w:val="none"/>
+                <w:strike w:val="false"/>
+                <w:sz w:val="18"/>
+                <w:szCs w:val="18"/>
+                <w:color w:val="000000"/>
+              </w:rPr>
+              <w:t xml:space="preserve">–</w:t>
+            </w:r>
+          </w:p>
+        </w:tc>
+        <w:tc>
+          <w:tcPr>
+            <w:tcBorders>
+              <w:bottom w:val="none" w:sz="0" w:space="0" w:color="000000"/>
+              <w:top w:val="none" w:sz="0" w:space="0" w:color="000000"/>
+              <w:left w:val="none" w:sz="0" w:space="0" w:color="000000"/>
+              <w:right w:val="none" w:sz="0" w:space="0" w:color="000000"/>
+            </w:tcBorders>
+            <w:shd w:val="clear" w:color="auto" w:fill="FFFFFF"/>
+            <w:tcMar>
+              <w:top w:w="0" w:type="dxa"/>
+              <w:bottom w:w="0" w:type="dxa"/>
+              <w:left w:w="0" w:type="dxa"/>
+              <w:right w:w="0" w:type="dxa"/>
+            </w:tcMar>
+            <w:vAlign w:val="center"/>
+          </w:tcPr>
+          <w:p>
+            <w:pPr>
+              <w:pStyle w:val="Normal"/>
+              <w:jc w:val="left"/>
+              <w:pBdr>
+                <w:bottom w:val="none" w:sz="0" w:space="0" w:color="000000"/>
+                <w:top w:val="none" w:sz="0" w:space="0" w:color="000000"/>
+                <w:left w:val="none" w:sz="0" w:space="0" w:color="000000"/>
+                <w:right w:val="none" w:sz="0" w:space="0" w:color="000000"/>
+              </w:pBdr>
+              <w:spacing w:after="20" w:before="20" w:line="240"/>
+              <w:ind w:left="100" w:right="100" w:firstLine="0" w:firstLineChars="0"/>
+              <w:rPr>
+                <w:rFonts w:ascii="Times New Roman" w:hAnsi="Times New Roman" w:eastAsia="Times New Roman" w:cs="Times New Roman"/>
+                <w:i w:val="false"/>
+                <w:b w:val="false"/>
+                <w:u w:val="none"/>
+                <w:strike w:val="false"/>
+                <w:sz w:val="18"/>
+                <w:szCs w:val="18"/>
+                <w:color w:val="000000"/>
+              </w:rPr>
+            </w:pPr>
+            <w:r>
+              <w:rPr>
+                <w:rFonts w:ascii="Times New Roman" w:hAnsi="Times New Roman" w:eastAsia="Times New Roman" w:cs="Times New Roman"/>
+                <w:i w:val="false"/>
+                <w:b w:val="false"/>
+                <w:u w:val="none"/>
+                <w:strike w:val="false"/>
+                <w:sz w:val="18"/>
+                <w:szCs w:val="18"/>
+                <w:color w:val="000000"/>
+              </w:rPr>
+              <w:t xml:space="preserve"/>
+            </w:r>
+          </w:p>
+        </w:tc>
+        <w:tc>
+          <w:tcPr>
+            <w:tcBorders>
+              <w:bottom w:val="none" w:sz="0" w:space="0" w:color="000000"/>
+              <w:top w:val="none" w:sz="0" w:space="0" w:color="000000"/>
+              <w:left w:val="none" w:sz="0" w:space="0" w:color="000000"/>
+              <w:right w:val="none" w:sz="0" w:space="0" w:color="000000"/>
+            </w:tcBorders>
+            <w:shd w:val="clear" w:color="auto" w:fill="FFFFFF"/>
+            <w:tcMar>
+              <w:top w:w="0" w:type="dxa"/>
+              <w:bottom w:w="0" w:type="dxa"/>
+              <w:left w:w="0" w:type="dxa"/>
+              <w:right w:w="0" w:type="dxa"/>
+            </w:tcMar>
+            <w:vAlign w:val="center"/>
+          </w:tcPr>
+          <w:p>
+            <w:pPr>
+              <w:pStyle w:val="Normal"/>
+              <w:jc w:val="left"/>
+              <w:pBdr>
+                <w:bottom w:val="none" w:sz="0" w:space="0" w:color="000000"/>
+                <w:top w:val="none" w:sz="0" w:space="0" w:color="000000"/>
+                <w:left w:val="none" w:sz="0" w:space="0" w:color="000000"/>
+                <w:right w:val="none" w:sz="0" w:space="0" w:color="000000"/>
+              </w:pBdr>
+              <w:spacing w:after="20" w:before="20" w:line="240"/>
+              <w:ind w:left="100" w:right="100" w:firstLine="0" w:firstLineChars="0"/>
+              <w:rPr>
+                <w:rFonts w:ascii="Times New Roman" w:hAnsi="Times New Roman" w:eastAsia="Times New Roman" w:cs="Times New Roman"/>
+                <w:i w:val="false"/>
+                <w:b w:val="false"/>
+                <w:u w:val="none"/>
+                <w:strike w:val="false"/>
+                <w:sz w:val="18"/>
+                <w:szCs w:val="18"/>
+                <w:color w:val="000000"/>
+              </w:rPr>
+            </w:pPr>
+            <w:r>
+              <w:rPr>
+                <w:rFonts w:ascii="Times New Roman" w:hAnsi="Times New Roman" w:eastAsia="Times New Roman" w:cs="Times New Roman"/>
+                <w:i w:val="false"/>
+                <w:b w:val="false"/>
+                <w:u w:val="none"/>
+                <w:strike w:val="false"/>
+                <w:sz w:val="18"/>
+                <w:szCs w:val="18"/>
+                <w:color w:val="000000"/>
+              </w:rPr>
+              <w:t xml:space="preserve">57.0 (55.3, 58.5)</w:t>
+            </w:r>
+          </w:p>
+        </w:tc>
+        <w:tc>
+          <w:tcPr>
+            <w:tcBorders>
+              <w:bottom w:val="none" w:sz="0" w:space="0" w:color="000000"/>
+              <w:top w:val="none" w:sz="0" w:space="0" w:color="000000"/>
+              <w:left w:val="none" w:sz="0" w:space="0" w:color="000000"/>
+              <w:right w:val="none" w:sz="0" w:space="0" w:color="000000"/>
+            </w:tcBorders>
+            <w:shd w:val="clear" w:color="auto" w:fill="FFFFFF"/>
+            <w:tcMar>
+              <w:top w:w="0" w:type="dxa"/>
+              <w:bottom w:w="0" w:type="dxa"/>
+              <w:left w:w="0" w:type="dxa"/>
+              <w:right w:w="0" w:type="dxa"/>
+            </w:tcMar>
+            <w:vAlign w:val="center"/>
+          </w:tcPr>
+          <w:p>
+            <w:pPr>
+              <w:pStyle w:val="Normal"/>
+              <w:jc w:val="left"/>
+              <w:pBdr>
+                <w:bottom w:val="none" w:sz="0" w:space="0" w:color="000000"/>
+                <w:top w:val="none" w:sz="0" w:space="0" w:color="000000"/>
+                <w:left w:val="none" w:sz="0" w:space="0" w:color="000000"/>
+                <w:right w:val="none" w:sz="0" w:space="0" w:color="000000"/>
+              </w:pBdr>
+              <w:spacing w:after="20" w:before="20" w:line="240"/>
+              <w:ind w:left="100" w:right="100" w:firstLine="0" w:firstLineChars="0"/>
+              <w:rPr>
+                <w:rFonts w:ascii="Times New Roman" w:hAnsi="Times New Roman" w:eastAsia="Times New Roman" w:cs="Times New Roman"/>
+                <w:i w:val="false"/>
+                <w:b w:val="false"/>
+                <w:u w:val="none"/>
+                <w:strike w:val="false"/>
+                <w:sz w:val="18"/>
+                <w:szCs w:val="18"/>
+                <w:color w:val="000000"/>
+              </w:rPr>
+            </w:pPr>
+            <w:r>
+              <w:rPr>
+                <w:rFonts w:ascii="Times New Roman" w:hAnsi="Times New Roman" w:eastAsia="Times New Roman" w:cs="Times New Roman"/>
+                <w:i w:val="false"/>
+                <w:b w:val="false"/>
+                <w:u w:val="none"/>
+                <w:strike w:val="false"/>
+                <w:sz w:val="18"/>
+                <w:szCs w:val="18"/>
+                <w:color w:val="000000"/>
+              </w:rPr>
+              <w:t xml:space="preserve">74.7</w:t>
+            </w:r>
+          </w:p>
+        </w:tc>
+        <w:tc>
+          <w:tcPr>
+            <w:tcBorders>
+              <w:bottom w:val="none" w:sz="0" w:space="0" w:color="000000"/>
+              <w:top w:val="none" w:sz="0" w:space="0" w:color="000000"/>
+              <w:left w:val="none" w:sz="0" w:space="0" w:color="000000"/>
+              <w:right w:val="none" w:sz="0" w:space="0" w:color="000000"/>
+            </w:tcBorders>
+            <w:shd w:val="clear" w:color="auto" w:fill="FFFFFF"/>
+            <w:tcMar>
+              <w:top w:w="0" w:type="dxa"/>
+              <w:bottom w:w="0" w:type="dxa"/>
+              <w:left w:w="0" w:type="dxa"/>
+              <w:right w:w="0" w:type="dxa"/>
+            </w:tcMar>
+            <w:vAlign w:val="center"/>
+          </w:tcPr>
+          <w:p>
+            <w:pPr>
+              <w:pStyle w:val="Normal"/>
+              <w:jc w:val="left"/>
+              <w:pBdr>
+                <w:bottom w:val="none" w:sz="0" w:space="0" w:color="000000"/>
+                <w:top w:val="none" w:sz="0" w:space="0" w:color="000000"/>
+                <w:left w:val="none" w:sz="0" w:space="0" w:color="000000"/>
+                <w:right w:val="none" w:sz="0" w:space="0" w:color="000000"/>
+              </w:pBdr>
+              <w:spacing w:after="20" w:before="20" w:line="240"/>
+              <w:ind w:left="100" w:right="100" w:firstLine="0" w:firstLineChars="0"/>
+              <w:rPr>
+                <w:rFonts w:ascii="Times New Roman" w:hAnsi="Times New Roman" w:eastAsia="Times New Roman" w:cs="Times New Roman"/>
+                <w:i w:val="false"/>
+                <w:b w:val="false"/>
+                <w:u w:val="none"/>
+                <w:strike w:val="false"/>
+                <w:sz w:val="18"/>
+                <w:szCs w:val="18"/>
+                <w:color w:val="000000"/>
+              </w:rPr>
+            </w:pPr>
+            <w:r>
+              <w:rPr>
+                <w:rFonts w:ascii="Times New Roman" w:hAnsi="Times New Roman" w:eastAsia="Times New Roman" w:cs="Times New Roman"/>
+                <w:i w:val="false"/>
+                <w:b w:val="false"/>
+                <w:u w:val="none"/>
+                <w:strike w:val="false"/>
+                <w:sz w:val="18"/>
+                <w:szCs w:val="18"/>
+                <w:color w:val="000000"/>
+              </w:rPr>
+              <w:t xml:space="preserve">70.2 (68.6, 71.6)</w:t>
+            </w:r>
+          </w:p>
+        </w:tc>
+      </w:tr>
+      <w:tr>
+        <w:trPr>
+          <w:trHeight w:val="400" w:hRule="auto"/>
+        </w:trPr>
+        <w:tc>
+          <w:tcPr>
+            <w:tcBorders>
+              <w:bottom w:val="none" w:sz="0" w:space="0" w:color="000000"/>
+              <w:top w:val="none" w:sz="0" w:space="0" w:color="000000"/>
+              <w:left w:val="none" w:sz="0" w:space="0" w:color="000000"/>
+              <w:right w:val="none" w:sz="0" w:space="0" w:color="000000"/>
+            </w:tcBorders>
+            <w:shd w:val="clear" w:color="auto" w:fill="FFFFFF"/>
+            <w:tcMar>
+              <w:top w:w="0" w:type="dxa"/>
+              <w:bottom w:w="0" w:type="dxa"/>
+              <w:left w:w="0" w:type="dxa"/>
+              <w:right w:w="0" w:type="dxa"/>
+            </w:tcMar>
+            <w:vAlign w:val="center"/>
+          </w:tcPr>
+          <w:p>
+            <w:pPr>
+              <w:pStyle w:val="Normal"/>
+              <w:jc w:val="left"/>
+              <w:pBdr>
+                <w:bottom w:val="none" w:sz="0" w:space="0" w:color="000000"/>
+                <w:top w:val="none" w:sz="0" w:space="0" w:color="000000"/>
+                <w:left w:val="none" w:sz="0" w:space="0" w:color="000000"/>
+                <w:right w:val="none" w:sz="0" w:space="0" w:color="000000"/>
+              </w:pBdr>
+              <w:spacing w:after="20" w:before="20" w:line="240"/>
+              <w:ind w:left="100" w:right="100" w:firstLine="0" w:firstLineChars="0"/>
+              <w:rPr>
+                <w:rFonts w:ascii="Times New Roman" w:hAnsi="Times New Roman" w:eastAsia="Times New Roman" w:cs="Times New Roman"/>
+                <w:i w:val="false"/>
+                <w:b w:val="true"/>
+                <w:u w:val="none"/>
+                <w:strike w:val="false"/>
+                <w:sz w:val="18"/>
+                <w:szCs w:val="18"/>
+                <w:color w:val="000000"/>
+              </w:rPr>
+            </w:pPr>
+            <w:r>
+              <w:rPr>
+                <w:rFonts w:ascii="Times New Roman" w:hAnsi="Times New Roman" w:eastAsia="Times New Roman" w:cs="Times New Roman"/>
+                <w:i w:val="false"/>
+                <w:b w:val="true"/>
+                <w:u w:val="none"/>
+                <w:strike w:val="false"/>
+                <w:sz w:val="18"/>
+                <w:szCs w:val="18"/>
+                <w:color w:val="000000"/>
+              </w:rPr>
+              <w:t xml:space="preserve">Upper bound</w:t>
+            </w:r>
+          </w:p>
+        </w:tc>
+        <w:tc>
+          <w:tcPr>
+            <w:tcBorders>
+              <w:bottom w:val="none" w:sz="0" w:space="0" w:color="000000"/>
+              <w:top w:val="none" w:sz="0" w:space="0" w:color="000000"/>
+              <w:left w:val="none" w:sz="0" w:space="0" w:color="000000"/>
+              <w:right w:val="none" w:sz="0" w:space="0" w:color="000000"/>
+            </w:tcBorders>
+            <w:shd w:val="clear" w:color="auto" w:fill="FFFFFF"/>
+            <w:tcMar>
+              <w:top w:w="0" w:type="dxa"/>
+              <w:bottom w:w="0" w:type="dxa"/>
+              <w:left w:w="0" w:type="dxa"/>
+              <w:right w:w="0" w:type="dxa"/>
+            </w:tcMar>
+            <w:vAlign w:val="center"/>
+          </w:tcPr>
+          <w:p>
+            <w:pPr>
+              <w:pStyle w:val="Normal"/>
+              <w:jc w:val="left"/>
+              <w:pBdr>
+                <w:bottom w:val="none" w:sz="0" w:space="0" w:color="000000"/>
+                <w:top w:val="none" w:sz="0" w:space="0" w:color="000000"/>
+                <w:left w:val="none" w:sz="0" w:space="0" w:color="000000"/>
+                <w:right w:val="none" w:sz="0" w:space="0" w:color="000000"/>
+              </w:pBdr>
+              <w:spacing w:after="20" w:before="20" w:line="240"/>
+              <w:ind w:left="100" w:right="100" w:firstLine="0" w:firstLineChars="0"/>
+              <w:rPr>
+                <w:rFonts w:ascii="Times New Roman" w:hAnsi="Times New Roman" w:eastAsia="Times New Roman" w:cs="Times New Roman"/>
+                <w:i w:val="false"/>
+                <w:b w:val="false"/>
+                <w:u w:val="none"/>
+                <w:strike w:val="false"/>
+                <w:sz w:val="18"/>
+                <w:szCs w:val="18"/>
+                <w:color w:val="000000"/>
+              </w:rPr>
+            </w:pPr>
+            <w:r>
+              <w:rPr>
+                <w:rFonts w:ascii="Times New Roman" w:hAnsi="Times New Roman" w:eastAsia="Times New Roman" w:cs="Times New Roman"/>
+                <w:i w:val="false"/>
+                <w:b w:val="false"/>
+                <w:u w:val="none"/>
+                <w:strike w:val="false"/>
+                <w:sz w:val="18"/>
+                <w:szCs w:val="18"/>
+                <w:color w:val="000000"/>
+              </w:rPr>
+              <w:t xml:space="preserve"/>
+            </w:r>
+          </w:p>
+        </w:tc>
+        <w:tc>
+          <w:tcPr>
+            <w:tcBorders>
+              <w:bottom w:val="none" w:sz="0" w:space="0" w:color="000000"/>
+              <w:top w:val="none" w:sz="0" w:space="0" w:color="000000"/>
+              <w:left w:val="none" w:sz="0" w:space="0" w:color="000000"/>
+              <w:right w:val="none" w:sz="0" w:space="0" w:color="000000"/>
+            </w:tcBorders>
+            <w:shd w:val="clear" w:color="auto" w:fill="FFFFFF"/>
+            <w:tcMar>
+              <w:top w:w="0" w:type="dxa"/>
+              <w:bottom w:w="0" w:type="dxa"/>
+              <w:left w:w="0" w:type="dxa"/>
+              <w:right w:w="0" w:type="dxa"/>
+            </w:tcMar>
+            <w:vAlign w:val="center"/>
+          </w:tcPr>
+          <w:p>
+            <w:pPr>
+              <w:pStyle w:val="Normal"/>
+              <w:jc w:val="left"/>
+              <w:pBdr>
+                <w:bottom w:val="none" w:sz="0" w:space="0" w:color="000000"/>
+                <w:top w:val="none" w:sz="0" w:space="0" w:color="000000"/>
+                <w:left w:val="none" w:sz="0" w:space="0" w:color="000000"/>
+                <w:right w:val="none" w:sz="0" w:space="0" w:color="000000"/>
+              </w:pBdr>
+              <w:spacing w:after="20" w:before="20" w:line="240"/>
+              <w:ind w:left="100" w:right="100" w:firstLine="0" w:firstLineChars="0"/>
+              <w:rPr>
+                <w:rFonts w:ascii="Times New Roman" w:hAnsi="Times New Roman" w:eastAsia="Times New Roman" w:cs="Times New Roman"/>
+                <w:i w:val="false"/>
+                <w:b w:val="false"/>
+                <w:u w:val="none"/>
+                <w:strike w:val="false"/>
+                <w:sz w:val="18"/>
+                <w:szCs w:val="18"/>
+                <w:color w:val="000000"/>
+              </w:rPr>
+            </w:pPr>
+            <w:r>
+              <w:rPr>
+                <w:rFonts w:ascii="Times New Roman" w:hAnsi="Times New Roman" w:eastAsia="Times New Roman" w:cs="Times New Roman"/>
+                <w:i w:val="false"/>
+                <w:b w:val="false"/>
+                <w:u w:val="none"/>
+                <w:strike w:val="false"/>
+                <w:sz w:val="18"/>
+                <w:szCs w:val="18"/>
+                <w:color w:val="000000"/>
+              </w:rPr>
+              <w:t xml:space="preserve"/>
+            </w:r>
+          </w:p>
+        </w:tc>
+        <w:tc>
+          <w:tcPr>
+            <w:tcBorders>
+              <w:bottom w:val="none" w:sz="0" w:space="0" w:color="000000"/>
+              <w:top w:val="none" w:sz="0" w:space="0" w:color="000000"/>
+              <w:left w:val="none" w:sz="0" w:space="0" w:color="000000"/>
+              <w:right w:val="none" w:sz="0" w:space="0" w:color="000000"/>
+            </w:tcBorders>
+            <w:shd w:val="clear" w:color="auto" w:fill="FFFFFF"/>
+            <w:tcMar>
+              <w:top w:w="0" w:type="dxa"/>
+              <w:bottom w:w="0" w:type="dxa"/>
+              <w:left w:w="0" w:type="dxa"/>
+              <w:right w:w="0" w:type="dxa"/>
+            </w:tcMar>
+            <w:vAlign w:val="center"/>
+          </w:tcPr>
+          <w:p>
+            <w:pPr>
+              <w:pStyle w:val="Normal"/>
+              <w:jc w:val="left"/>
+              <w:pBdr>
+                <w:bottom w:val="none" w:sz="0" w:space="0" w:color="000000"/>
+                <w:top w:val="none" w:sz="0" w:space="0" w:color="000000"/>
+                <w:left w:val="none" w:sz="0" w:space="0" w:color="000000"/>
+                <w:right w:val="none" w:sz="0" w:space="0" w:color="000000"/>
+              </w:pBdr>
+              <w:spacing w:after="20" w:before="20" w:line="240"/>
+              <w:ind w:left="100" w:right="100" w:firstLine="0" w:firstLineChars="0"/>
+              <w:rPr>
+                <w:rFonts w:ascii="Times New Roman" w:hAnsi="Times New Roman" w:eastAsia="Times New Roman" w:cs="Times New Roman"/>
+                <w:i w:val="false"/>
+                <w:b w:val="false"/>
+                <w:u w:val="none"/>
+                <w:strike w:val="false"/>
+                <w:sz w:val="18"/>
+                <w:szCs w:val="18"/>
+                <w:color w:val="000000"/>
+              </w:rPr>
+            </w:pPr>
+            <w:r>
+              <w:rPr>
+                <w:rFonts w:ascii="Times New Roman" w:hAnsi="Times New Roman" w:eastAsia="Times New Roman" w:cs="Times New Roman"/>
+                <w:i w:val="false"/>
+                <w:b w:val="false"/>
+                <w:u w:val="none"/>
+                <w:strike w:val="false"/>
+                <w:sz w:val="18"/>
+                <w:szCs w:val="18"/>
+                <w:color w:val="000000"/>
+              </w:rPr>
+              <w:t xml:space="preserve"/>
+            </w:r>
+          </w:p>
+        </w:tc>
+        <w:tc>
+          <w:tcPr>
+            <w:tcBorders>
+              <w:bottom w:val="none" w:sz="0" w:space="0" w:color="000000"/>
+              <w:top w:val="none" w:sz="0" w:space="0" w:color="000000"/>
+              <w:left w:val="none" w:sz="0" w:space="0" w:color="000000"/>
+              <w:right w:val="none" w:sz="0" w:space="0" w:color="000000"/>
+            </w:tcBorders>
+            <w:shd w:val="clear" w:color="auto" w:fill="FFFFFF"/>
+            <w:tcMar>
+              <w:top w:w="0" w:type="dxa"/>
+              <w:bottom w:w="0" w:type="dxa"/>
+              <w:left w:w="0" w:type="dxa"/>
+              <w:right w:w="0" w:type="dxa"/>
+            </w:tcMar>
+            <w:vAlign w:val="center"/>
+          </w:tcPr>
+          <w:p>
+            <w:pPr>
+              <w:pStyle w:val="Normal"/>
+              <w:jc w:val="left"/>
+              <w:pBdr>
+                <w:bottom w:val="none" w:sz="0" w:space="0" w:color="000000"/>
+                <w:top w:val="none" w:sz="0" w:space="0" w:color="000000"/>
+                <w:left w:val="none" w:sz="0" w:space="0" w:color="000000"/>
+                <w:right w:val="none" w:sz="0" w:space="0" w:color="000000"/>
+              </w:pBdr>
+              <w:spacing w:after="20" w:before="20" w:line="240"/>
+              <w:ind w:left="100" w:right="100" w:firstLine="0" w:firstLineChars="0"/>
+              <w:rPr>
+                <w:rFonts w:ascii="Times New Roman" w:hAnsi="Times New Roman" w:eastAsia="Times New Roman" w:cs="Times New Roman"/>
+                <w:i w:val="false"/>
+                <w:b w:val="false"/>
+                <w:u w:val="none"/>
+                <w:strike w:val="false"/>
+                <w:sz w:val="18"/>
+                <w:szCs w:val="18"/>
+                <w:color w:val="000000"/>
+              </w:rPr>
+            </w:pPr>
+            <w:r>
+              <w:rPr>
+                <w:rFonts w:ascii="Times New Roman" w:hAnsi="Times New Roman" w:eastAsia="Times New Roman" w:cs="Times New Roman"/>
+                <w:i w:val="false"/>
+                <w:b w:val="false"/>
+                <w:u w:val="none"/>
+                <w:strike w:val="false"/>
+                <w:sz w:val="18"/>
+                <w:szCs w:val="18"/>
+                <w:color w:val="000000"/>
+              </w:rPr>
+              <w:t xml:space="preserve"/>
+            </w:r>
+          </w:p>
+        </w:tc>
+        <w:tc>
+          <w:tcPr>
+            <w:tcBorders>
+              <w:bottom w:val="none" w:sz="0" w:space="0" w:color="000000"/>
+              <w:top w:val="none" w:sz="0" w:space="0" w:color="000000"/>
+              <w:left w:val="none" w:sz="0" w:space="0" w:color="000000"/>
+              <w:right w:val="none" w:sz="0" w:space="0" w:color="000000"/>
+            </w:tcBorders>
+            <w:shd w:val="clear" w:color="auto" w:fill="FFFFFF"/>
+            <w:tcMar>
+              <w:top w:w="0" w:type="dxa"/>
+              <w:bottom w:w="0" w:type="dxa"/>
+              <w:left w:w="0" w:type="dxa"/>
+              <w:right w:w="0" w:type="dxa"/>
+            </w:tcMar>
+            <w:vAlign w:val="center"/>
+          </w:tcPr>
+          <w:p>
+            <w:pPr>
+              <w:pStyle w:val="Normal"/>
+              <w:jc w:val="left"/>
+              <w:pBdr>
+                <w:bottom w:val="none" w:sz="0" w:space="0" w:color="000000"/>
+                <w:top w:val="none" w:sz="0" w:space="0" w:color="000000"/>
+                <w:left w:val="none" w:sz="0" w:space="0" w:color="000000"/>
+                <w:right w:val="none" w:sz="0" w:space="0" w:color="000000"/>
+              </w:pBdr>
+              <w:spacing w:after="20" w:before="20" w:line="240"/>
+              <w:ind w:left="100" w:right="100" w:firstLine="0" w:firstLineChars="0"/>
+              <w:rPr>
+                <w:rFonts w:ascii="Times New Roman" w:hAnsi="Times New Roman" w:eastAsia="Times New Roman" w:cs="Times New Roman"/>
+                <w:i w:val="false"/>
+                <w:b w:val="false"/>
+                <w:u w:val="none"/>
+                <w:strike w:val="false"/>
+                <w:sz w:val="18"/>
+                <w:szCs w:val="18"/>
+                <w:color w:val="000000"/>
+              </w:rPr>
+            </w:pPr>
+            <w:r>
+              <w:rPr>
+                <w:rFonts w:ascii="Times New Roman" w:hAnsi="Times New Roman" w:eastAsia="Times New Roman" w:cs="Times New Roman"/>
+                <w:i w:val="false"/>
+                <w:b w:val="false"/>
+                <w:u w:val="none"/>
+                <w:strike w:val="false"/>
+                <w:sz w:val="18"/>
+                <w:szCs w:val="18"/>
+                <w:color w:val="000000"/>
+              </w:rPr>
+              <w:t xml:space="preserve"/>
+            </w:r>
+          </w:p>
+        </w:tc>
+        <w:tc>
+          <w:tcPr>
+            <w:tcBorders>
+              <w:bottom w:val="none" w:sz="0" w:space="0" w:color="000000"/>
+              <w:top w:val="none" w:sz="0" w:space="0" w:color="000000"/>
+              <w:left w:val="none" w:sz="0" w:space="0" w:color="000000"/>
+              <w:right w:val="none" w:sz="0" w:space="0" w:color="000000"/>
+            </w:tcBorders>
+            <w:shd w:val="clear" w:color="auto" w:fill="FFFFFF"/>
+            <w:tcMar>
+              <w:top w:w="0" w:type="dxa"/>
+              <w:bottom w:w="0" w:type="dxa"/>
+              <w:left w:w="0" w:type="dxa"/>
+              <w:right w:w="0" w:type="dxa"/>
+            </w:tcMar>
+            <w:vAlign w:val="center"/>
+          </w:tcPr>
+          <w:p>
+            <w:pPr>
+              <w:pStyle w:val="Normal"/>
+              <w:jc w:val="left"/>
+              <w:pBdr>
+                <w:bottom w:val="none" w:sz="0" w:space="0" w:color="000000"/>
+                <w:top w:val="none" w:sz="0" w:space="0" w:color="000000"/>
+                <w:left w:val="none" w:sz="0" w:space="0" w:color="000000"/>
+                <w:right w:val="none" w:sz="0" w:space="0" w:color="000000"/>
+              </w:pBdr>
+              <w:spacing w:after="20" w:before="20" w:line="240"/>
+              <w:ind w:left="100" w:right="100" w:firstLine="0" w:firstLineChars="0"/>
+              <w:rPr>
+                <w:rFonts w:ascii="Times New Roman" w:hAnsi="Times New Roman" w:eastAsia="Times New Roman" w:cs="Times New Roman"/>
+                <w:i w:val="false"/>
+                <w:b w:val="false"/>
+                <w:u w:val="none"/>
+                <w:strike w:val="false"/>
+                <w:sz w:val="18"/>
+                <w:szCs w:val="18"/>
+                <w:color w:val="000000"/>
+              </w:rPr>
+            </w:pPr>
+            <w:r>
+              <w:rPr>
+                <w:rFonts w:ascii="Times New Roman" w:hAnsi="Times New Roman" w:eastAsia="Times New Roman" w:cs="Times New Roman"/>
+                <w:i w:val="false"/>
+                <w:b w:val="false"/>
+                <w:u w:val="none"/>
+                <w:strike w:val="false"/>
+                <w:sz w:val="18"/>
+                <w:szCs w:val="18"/>
+                <w:color w:val="000000"/>
+              </w:rPr>
+              <w:t xml:space="preserve"/>
+            </w:r>
+          </w:p>
+        </w:tc>
+        <w:tc>
+          <w:tcPr>
+            <w:tcBorders>
+              <w:bottom w:val="none" w:sz="0" w:space="0" w:color="000000"/>
+              <w:top w:val="none" w:sz="0" w:space="0" w:color="000000"/>
+              <w:left w:val="none" w:sz="0" w:space="0" w:color="000000"/>
+              <w:right w:val="none" w:sz="0" w:space="0" w:color="000000"/>
+            </w:tcBorders>
+            <w:shd w:val="clear" w:color="auto" w:fill="FFFFFF"/>
+            <w:tcMar>
+              <w:top w:w="0" w:type="dxa"/>
+              <w:bottom w:w="0" w:type="dxa"/>
+              <w:left w:w="0" w:type="dxa"/>
+              <w:right w:w="0" w:type="dxa"/>
+            </w:tcMar>
+            <w:vAlign w:val="center"/>
+          </w:tcPr>
+          <w:p>
+            <w:pPr>
+              <w:pStyle w:val="Normal"/>
+              <w:jc w:val="left"/>
+              <w:pBdr>
+                <w:bottom w:val="none" w:sz="0" w:space="0" w:color="000000"/>
+                <w:top w:val="none" w:sz="0" w:space="0" w:color="000000"/>
+                <w:left w:val="none" w:sz="0" w:space="0" w:color="000000"/>
+                <w:right w:val="none" w:sz="0" w:space="0" w:color="000000"/>
+              </w:pBdr>
+              <w:spacing w:after="20" w:before="20" w:line="240"/>
+              <w:ind w:left="100" w:right="100" w:firstLine="0" w:firstLineChars="0"/>
+              <w:rPr>
+                <w:rFonts w:ascii="Times New Roman" w:hAnsi="Times New Roman" w:eastAsia="Times New Roman" w:cs="Times New Roman"/>
+                <w:i w:val="false"/>
+                <w:b w:val="false"/>
+                <w:u w:val="none"/>
+                <w:strike w:val="false"/>
+                <w:sz w:val="18"/>
+                <w:szCs w:val="18"/>
+                <w:color w:val="000000"/>
+              </w:rPr>
+            </w:pPr>
+            <w:r>
+              <w:rPr>
+                <w:rFonts w:ascii="Times New Roman" w:hAnsi="Times New Roman" w:eastAsia="Times New Roman" w:cs="Times New Roman"/>
+                <w:i w:val="false"/>
+                <w:b w:val="false"/>
+                <w:u w:val="none"/>
+                <w:strike w:val="false"/>
+                <w:sz w:val="18"/>
+                <w:szCs w:val="18"/>
+                <w:color w:val="000000"/>
+              </w:rPr>
+              <w:t xml:space="preserve"/>
+            </w:r>
+          </w:p>
+        </w:tc>
+      </w:tr>
+      <w:tr>
+        <w:trPr>
           <w:trHeight w:val="410" w:hRule="auto"/>
         </w:trPr>
         <w:tc>
@@ -9228,7 +10118,7 @@
                 <w:szCs w:val="18"/>
                 <w:color w:val="000000"/>
               </w:rPr>
-              <w:t xml:space="preserve">Poverty line + LightGBM among non-poor</w:t>
+              <w:t xml:space="preserve">Perfect ranking (ceiling)</w:t>
             </w:r>
           </w:p>
         </w:tc>
@@ -9283,6 +10173,116 @@
                 <w:szCs w:val="18"/>
                 <w:color w:val="000000"/>
               </w:rPr>
+              <w:t xml:space="preserve">39.1 (36.9, 41.3)</w:t>
+            </w:r>
+          </w:p>
+        </w:tc>
+        <w:tc>
+          <w:tcPr>
+            <w:tcBorders>
+              <w:bottom w:val="single" w:sz="8" w:space="0" w:color="000000"/>
+              <w:top w:val="none" w:sz="0" w:space="0" w:color="000000"/>
+              <w:left w:val="none" w:sz="0" w:space="0" w:color="000000"/>
+              <w:right w:val="none" w:sz="0" w:space="0" w:color="000000"/>
+            </w:tcBorders>
+            <w:shd w:val="clear" w:color="auto" w:fill="FFFFFF"/>
+            <w:tcMar>
+              <w:top w:w="0" w:type="dxa"/>
+              <w:bottom w:w="0" w:type="dxa"/>
+              <w:left w:w="0" w:type="dxa"/>
+              <w:right w:w="0" w:type="dxa"/>
+            </w:tcMar>
+            <w:vAlign w:val="center"/>
+          </w:tcPr>
+          <w:p>
+            <w:pPr>
+              <w:pStyle w:val="Normal"/>
+              <w:jc w:val="left"/>
+              <w:pBdr>
+                <w:bottom w:val="none" w:sz="0" w:space="0" w:color="000000"/>
+                <w:top w:val="none" w:sz="0" w:space="0" w:color="000000"/>
+                <w:left w:val="none" w:sz="0" w:space="0" w:color="000000"/>
+                <w:right w:val="none" w:sz="0" w:space="0" w:color="000000"/>
+              </w:pBdr>
+              <w:spacing w:after="20" w:before="20" w:line="240"/>
+              <w:ind w:left="100" w:right="100" w:firstLine="0" w:firstLineChars="0"/>
+              <w:rPr>
+                <w:rFonts w:ascii="Times New Roman" w:hAnsi="Times New Roman" w:eastAsia="Times New Roman" w:cs="Times New Roman"/>
+                <w:i w:val="false"/>
+                <w:b w:val="false"/>
+                <w:u w:val="none"/>
+                <w:strike w:val="false"/>
+                <w:sz w:val="18"/>
+                <w:szCs w:val="18"/>
+                <w:color w:val="000000"/>
+              </w:rPr>
+            </w:pPr>
+            <w:r>
+              <w:rPr>
+                <w:rFonts w:ascii="Times New Roman" w:hAnsi="Times New Roman" w:eastAsia="Times New Roman" w:cs="Times New Roman"/>
+                <w:i w:val="false"/>
+                <w:b w:val="false"/>
+                <w:u w:val="none"/>
+                <w:strike w:val="false"/>
+                <w:sz w:val="18"/>
+                <w:szCs w:val="18"/>
+                <w:color w:val="000000"/>
+              </w:rPr>
+              <w:t xml:space="preserve">100.0</w:t>
+            </w:r>
+          </w:p>
+        </w:tc>
+        <w:tc>
+          <w:tcPr>
+            <w:tcBorders>
+              <w:bottom w:val="single" w:sz="8" w:space="0" w:color="000000"/>
+              <w:top w:val="none" w:sz="0" w:space="0" w:color="000000"/>
+              <w:left w:val="none" w:sz="0" w:space="0" w:color="000000"/>
+              <w:right w:val="none" w:sz="0" w:space="0" w:color="000000"/>
+            </w:tcBorders>
+            <w:shd w:val="clear" w:color="auto" w:fill="FFFFFF"/>
+            <w:tcMar>
+              <w:top w:w="0" w:type="dxa"/>
+              <w:bottom w:w="0" w:type="dxa"/>
+              <w:left w:w="0" w:type="dxa"/>
+              <w:right w:w="0" w:type="dxa"/>
+            </w:tcMar>
+            <w:vAlign w:val="center"/>
+          </w:tcPr>
+          <w:p>
+            <w:pPr>
+              <w:pStyle w:val="Normal"/>
+              <w:jc w:val="left"/>
+              <w:pBdr>
+                <w:bottom w:val="none" w:sz="0" w:space="0" w:color="000000"/>
+                <w:top w:val="none" w:sz="0" w:space="0" w:color="000000"/>
+                <w:left w:val="none" w:sz="0" w:space="0" w:color="000000"/>
+                <w:right w:val="none" w:sz="0" w:space="0" w:color="000000"/>
+              </w:pBdr>
+              <w:spacing w:after="20" w:before="20" w:line="240"/>
+              <w:ind w:left="100" w:right="100" w:firstLine="0" w:firstLineChars="0"/>
+              <w:rPr>
+                <w:rFonts w:ascii="Times New Roman" w:hAnsi="Times New Roman" w:eastAsia="Times New Roman" w:cs="Times New Roman"/>
+                <w:i w:val="false"/>
+                <w:b w:val="false"/>
+                <w:u w:val="none"/>
+                <w:strike w:val="false"/>
+                <w:sz w:val="18"/>
+                <w:szCs w:val="18"/>
+                <w:color w:val="000000"/>
+              </w:rPr>
+            </w:pPr>
+            <w:r>
+              <w:rPr>
+                <w:rFonts w:ascii="Times New Roman" w:hAnsi="Times New Roman" w:eastAsia="Times New Roman" w:cs="Times New Roman"/>
+                <w:i w:val="false"/>
+                <w:b w:val="false"/>
+                <w:u w:val="none"/>
+                <w:strike w:val="false"/>
+                <w:sz w:val="18"/>
+                <w:szCs w:val="18"/>
+                <w:color w:val="000000"/>
+              </w:rPr>
               <w:t xml:space="preserve">–</w:t>
             </w:r>
           </w:p>
@@ -9393,7 +10393,7 @@
                 <w:szCs w:val="18"/>
                 <w:color w:val="000000"/>
               </w:rPr>
-              <w:t xml:space="preserve">–</w:t>
+              <w:t xml:space="preserve">76.3 (73.9, 78.8)</w:t>
             </w:r>
           </w:p>
         </w:tc>
@@ -9448,7 +10448,7 @@
                 <w:szCs w:val="18"/>
                 <w:color w:val="000000"/>
               </w:rPr>
-              <w:t xml:space="preserve"/>
+              <w:t xml:space="preserve">100.0</w:t>
             </w:r>
           </w:p>
         </w:tc>
@@ -9503,117 +10503,7 @@
                 <w:szCs w:val="18"/>
                 <w:color w:val="000000"/>
               </w:rPr>
-              <w:t xml:space="preserve">57.0 (55.3, 58.5)</w:t>
-            </w:r>
-          </w:p>
-        </w:tc>
-        <w:tc>
-          <w:tcPr>
-            <w:tcBorders>
-              <w:bottom w:val="single" w:sz="8" w:space="0" w:color="000000"/>
-              <w:top w:val="none" w:sz="0" w:space="0" w:color="000000"/>
-              <w:left w:val="none" w:sz="0" w:space="0" w:color="000000"/>
-              <w:right w:val="none" w:sz="0" w:space="0" w:color="000000"/>
-            </w:tcBorders>
-            <w:shd w:val="clear" w:color="auto" w:fill="FFFFFF"/>
-            <w:tcMar>
-              <w:top w:w="0" w:type="dxa"/>
-              <w:bottom w:w="0" w:type="dxa"/>
-              <w:left w:w="0" w:type="dxa"/>
-              <w:right w:w="0" w:type="dxa"/>
-            </w:tcMar>
-            <w:vAlign w:val="center"/>
-          </w:tcPr>
-          <w:p>
-            <w:pPr>
-              <w:pStyle w:val="Normal"/>
-              <w:jc w:val="left"/>
-              <w:pBdr>
-                <w:bottom w:val="none" w:sz="0" w:space="0" w:color="000000"/>
-                <w:top w:val="none" w:sz="0" w:space="0" w:color="000000"/>
-                <w:left w:val="none" w:sz="0" w:space="0" w:color="000000"/>
-                <w:right w:val="none" w:sz="0" w:space="0" w:color="000000"/>
-              </w:pBdr>
-              <w:spacing w:after="20" w:before="20" w:line="240"/>
-              <w:ind w:left="100" w:right="100" w:firstLine="0" w:firstLineChars="0"/>
-              <w:rPr>
-                <w:rFonts w:ascii="Times New Roman" w:hAnsi="Times New Roman" w:eastAsia="Times New Roman" w:cs="Times New Roman"/>
-                <w:i w:val="false"/>
-                <w:b w:val="false"/>
-                <w:u w:val="none"/>
-                <w:strike w:val="false"/>
-                <w:sz w:val="18"/>
-                <w:szCs w:val="18"/>
-                <w:color w:val="000000"/>
-              </w:rPr>
-            </w:pPr>
-            <w:r>
-              <w:rPr>
-                <w:rFonts w:ascii="Times New Roman" w:hAnsi="Times New Roman" w:eastAsia="Times New Roman" w:cs="Times New Roman"/>
-                <w:i w:val="false"/>
-                <w:b w:val="false"/>
-                <w:u w:val="none"/>
-                <w:strike w:val="false"/>
-                <w:sz w:val="18"/>
-                <w:szCs w:val="18"/>
-                <w:color w:val="000000"/>
-              </w:rPr>
-              <w:t xml:space="preserve">74.7</w:t>
-            </w:r>
-          </w:p>
-        </w:tc>
-        <w:tc>
-          <w:tcPr>
-            <w:tcBorders>
-              <w:bottom w:val="single" w:sz="8" w:space="0" w:color="000000"/>
-              <w:top w:val="none" w:sz="0" w:space="0" w:color="000000"/>
-              <w:left w:val="none" w:sz="0" w:space="0" w:color="000000"/>
-              <w:right w:val="none" w:sz="0" w:space="0" w:color="000000"/>
-            </w:tcBorders>
-            <w:shd w:val="clear" w:color="auto" w:fill="FFFFFF"/>
-            <w:tcMar>
-              <w:top w:w="0" w:type="dxa"/>
-              <w:bottom w:w="0" w:type="dxa"/>
-              <w:left w:w="0" w:type="dxa"/>
-              <w:right w:w="0" w:type="dxa"/>
-            </w:tcMar>
-            <w:vAlign w:val="center"/>
-          </w:tcPr>
-          <w:p>
-            <w:pPr>
-              <w:pStyle w:val="Normal"/>
-              <w:jc w:val="left"/>
-              <w:pBdr>
-                <w:bottom w:val="none" w:sz="0" w:space="0" w:color="000000"/>
-                <w:top w:val="none" w:sz="0" w:space="0" w:color="000000"/>
-                <w:left w:val="none" w:sz="0" w:space="0" w:color="000000"/>
-                <w:right w:val="none" w:sz="0" w:space="0" w:color="000000"/>
-              </w:pBdr>
-              <w:spacing w:after="20" w:before="20" w:line="240"/>
-              <w:ind w:left="100" w:right="100" w:firstLine="0" w:firstLineChars="0"/>
-              <w:rPr>
-                <w:rFonts w:ascii="Times New Roman" w:hAnsi="Times New Roman" w:eastAsia="Times New Roman" w:cs="Times New Roman"/>
-                <w:i w:val="false"/>
-                <w:b w:val="false"/>
-                <w:u w:val="none"/>
-                <w:strike w:val="false"/>
-                <w:sz w:val="18"/>
-                <w:szCs w:val="18"/>
-                <w:color w:val="000000"/>
-              </w:rPr>
-            </w:pPr>
-            <w:r>
-              <w:rPr>
-                <w:rFonts w:ascii="Times New Roman" w:hAnsi="Times New Roman" w:eastAsia="Times New Roman" w:cs="Times New Roman"/>
-                <w:i w:val="false"/>
-                <w:b w:val="false"/>
-                <w:u w:val="none"/>
-                <w:strike w:val="false"/>
-                <w:sz w:val="18"/>
-                <w:szCs w:val="18"/>
-                <w:color w:val="000000"/>
-              </w:rPr>
-              <w:t xml:space="preserve">70.2 (68.6, 71.6)</w:t>
+              <w:t xml:space="preserve">100.0</w:t>
             </w:r>
           </w:p>
         </w:tc>
@@ -9858,6 +10748,67 @@
                 <w:color w:val="000000"/>
               </w:rPr>
               <w:t xml:space="preserve">Register-like subset: survey-measured features of the kind held in population, address, education or social-security registers (household composition, counts of employed, unemployed, retired and informally employed adults, work intensity, education, region, household type, dwelling type, tenure, car ownership, characteristics of the reference person); the structural set additionally contains self-reported housing and health items. Ridge logistic: linear terms only, or cubic B-splines with five quantile knots for continuous features. Lasso logistic: at most six variables selected on the L1 path, coefficients re-estimated with a minimal penalty (relaxed lasso). Rule set: depth-3 classification tree whose leaves are selected in order of training-year prevalence.</w:t>
+            </w:r>
+          </w:p>
+        </w:tc>
+      </w:tr>
+      <w:tr>
+        <w:trPr>
+          <w:trHeight w:val="360" w:hRule="auto"/>
+        </w:trPr>
+        <w:tc>
+          <w:tcPr>
+            <w:gridSpan w:val="8"/>
+            <w:tcBorders>
+              <w:bottom w:val="none" w:sz="0" w:space="0" w:color="FFFFFF"/>
+              <w:top w:val="none" w:sz="0" w:space="0" w:color="FFFFFF"/>
+              <w:left w:val="none" w:sz="0" w:space="0" w:color="FFFFFF"/>
+              <w:right w:val="none" w:sz="0" w:space="0" w:color="FFFFFF"/>
+            </w:tcBorders>
+            <w:shd w:val="clear" w:color="auto" w:fill="FFFFFF"/>
+            <w:tcMar>
+              <w:top w:w="0" w:type="dxa"/>
+              <w:bottom w:w="0" w:type="dxa"/>
+              <w:left w:w="0" w:type="dxa"/>
+              <w:right w:w="0" w:type="dxa"/>
+            </w:tcMar>
+            <w:vAlign w:val="center"/>
+          </w:tcPr>
+          <w:p>
+            <w:pPr>
+              <w:pStyle w:val="Normal"/>
+              <w:jc w:val="left"/>
+              <w:pBdr>
+                <w:bottom w:val="none" w:sz="0" w:space="0" w:color="000000"/>
+                <w:top w:val="none" w:sz="0" w:space="0" w:color="000000"/>
+                <w:left w:val="none" w:sz="0" w:space="0" w:color="000000"/>
+                <w:right w:val="none" w:sz="0" w:space="0" w:color="000000"/>
+              </w:pBdr>
+              <w:spacing w:after="100" w:before="100" w:line="240"/>
+              <w:ind w:left="100" w:right="100" w:firstLine="0" w:firstLineChars="0"/>
+              <w:rPr>
+                <w:rFonts w:ascii="Times New Roman" w:hAnsi="Times New Roman" w:eastAsia="Times New Roman" w:cs="Times New Roman"/>
+                <w:i w:val="false"/>
+                <w:b w:val="false"/>
+                <w:u w:val="none"/>
+                <w:strike w:val="false"/>
+                <w:sz w:val="16"/>
+                <w:szCs w:val="16"/>
+                <w:color w:val="000000"/>
+              </w:rPr>
+            </w:pPr>
+            <w:r>
+              <w:rPr>
+                <w:rFonts w:ascii="Times New Roman" w:hAnsi="Times New Roman" w:eastAsia="Times New Roman" w:cs="Times New Roman"/>
+                <w:i w:val="false"/>
+                <w:b w:val="false"/>
+                <w:u w:val="none"/>
+                <w:strike w:val="false"/>
+                <w:sz w:val="16"/>
+                <w:szCs w:val="16"/>
+                <w:color w:val="000000"/>
+              </w:rPr>
+              <w:t xml:space="preserve">Perfect ranking selects food-insecure households first; at a targeting rate below the prevalence its sensitivity equals the targeting rate divided by the prevalence.</w:t>
             </w:r>
           </w:p>
         </w:tc>

--- a/Results/Table3.docx
+++ b/Results/Table3.docx
@@ -25,7 +25,7 @@
           <w:szCs w:val="20"/>
           <w:color w:val="000000"/>
         </w:rPr>
-        <w:t xml:space="preserve">Table 3. Share of food-insecure households identified by alternative targeting rules at equal targeting rates, 2025 test set.</w:t>
+        <w:t xml:space="preserve">Table 3. Share of meal-deprived households identified by alternative targeting rules at equal targeting rates, 2025 test set.</w:t>
       </w:r>
     </w:p>
     <w:tbl xmlns:a="http://schemas.openxmlformats.org/drawingml/2006/main" xmlns:pic="http://schemas.openxmlformats.org/drawingml/2006/picture">
@@ -35,14 +35,14 @@
         <w:tblLook w:firstRow="1" w:lastRow="0" w:firstColumn="0" w:lastColumn="0" w:noHBand="0" w:noVBand="1"/>
       </w:tblPr>
       <w:tblGrid>
-        <w:gridCol w:w="4163"/>
+        <w:gridCol w:w="3977"/>
         <w:gridCol w:w="1661"/>
         <w:gridCol w:w="898"/>
         <w:gridCol w:w="1169"/>
         <w:gridCol w:w="1715"/>
         <w:gridCol w:w="1661"/>
         <w:gridCol w:w="898"/>
-        <w:gridCol w:w="1661"/>
+        <w:gridCol w:w="1847"/>
       </w:tblGrid>
       <w:tr>
         <w:trPr>
@@ -267,7 +267,7 @@
                 <w:szCs w:val="18"/>
                 <w:color w:val="000000"/>
               </w:rPr>
-              <w:t xml:space="preserve">Targeting rate = FI prevalence (39.3%)</w:t>
+              <w:t xml:space="preserve">Targeting rate = prevalence of meal-affordability deprivation (39.3%)</w:t>
             </w:r>
           </w:p>
         </w:tc>
@@ -10625,7 +10625,7 @@
                 <w:szCs w:val="16"/>
                 <w:color w:val="000000"/>
               </w:rPr>
-              <w:t xml:space="preserve">Sensitivity: weighted share of food-insecure households selected (95% CI, household bootstrap, 8,000 replicates; intervals conditional on the fitted models). PPV: share of selected households that are food insecure. Children: share of children living in food-insecure households who are selected.</w:t>
+              <w:t xml:space="preserve">Sensitivity: weighted share of meal-deprived households selected (95% CI, household bootstrap, 8,000 replicates; intervals conditional on the fitted models). PPV: share of selected households that are meal-deprived. Children: share of children living in meal-deprived households who are selected.</w:t>
             </w:r>
           </w:p>
         </w:tc>
@@ -10808,7 +10808,7 @@
                 <w:szCs w:val="16"/>
                 <w:color w:val="000000"/>
               </w:rPr>
-              <w:t xml:space="preserve">Perfect ranking selects food-insecure households first; at a targeting rate below the prevalence its sensitivity equals the targeting rate divided by the prevalence.</w:t>
+              <w:t xml:space="preserve">Perfect ranking selects meal-deprived households first; at a targeting rate below the prevalence its sensitivity equals the targeting rate divided by the prevalence.</w:t>
             </w:r>
           </w:p>
         </w:tc>
